--- a/ru/wisdom-stories/my-alif-has-been-dotted.docx
+++ b/ru/wisdom-stories/my-alif-has-been-dotted.docx
@@ -35,11 +35,9 @@
         <w:rPr>
           <w:b/>
         </w:rPr>
-        <w:t>Мораль:</w:t>
+        <w:t>Мораль: Порой перемена одной буквы, одного мгновения обращает радость в печаль. В языке сохраняется память о чувствах и пережитом.</w:t>
       </w:r>
-      <w:r>
-        <w:t xml:space="preserve"> Порой одна буква меняет слово, а одно мгновение — настроение. В языке сохраняется память о чувствах и пережитом.</w:t>
-      </w:r>
+      <w:r/>
     </w:p>
     <w:p>
       <w:pPr>
@@ -50,7 +48,7 @@
           <w:i/>
           <w:sz w:val="18"/>
         </w:rPr>
-        <w:t>История взята из открытых источников Интернета.</w:t>
+        <w:t>Рассказы взяты из открытых интернет-источников, а иллюстрации созданы с помощью ИИ.</w:t>
       </w:r>
     </w:p>
     <w:sectPr>
